--- a/script_lci_intro.docx
+++ b/script_lci_intro.docx
@@ -10,7 +10,7 @@
         <w:t xml:space="preserve">LCI Introduction</w:t>
       </w:r>
     </w:p>
-    <w:bookmarkStart w:id="20" w:name="taking-head-1"/>
+    <w:bookmarkStart w:id="9" w:name="taking-head-1"/>
     <w:p>
       <w:pPr>
         <w:pStyle w:val="Heading2"/>
@@ -61,8 +61,8 @@
         <w:t xml:space="preserve">Whatever your situation, we have a great team of people who can help you every step of the way.</w:t>
       </w:r>
     </w:p>
-    <w:bookmarkEnd w:id="20"/>
-    <w:bookmarkStart w:id="21" w:name="surgeons-l-4"/>
+    <w:bookmarkEnd w:id="9"/>
+    <w:bookmarkStart w:id="10" w:name="surgeons-l-4"/>
     <w:p>
       <w:pPr>
         <w:pStyle w:val="Heading2"/>
@@ -135,8 +135,8 @@
         <w:t xml:space="preserve">Jonathan Salo. (2)</w:t>
       </w:r>
     </w:p>
-    <w:bookmarkEnd w:id="21"/>
-    <w:bookmarkStart w:id="22" w:name="location.-2"/>
+    <w:bookmarkEnd w:id="10"/>
+    <w:bookmarkStart w:id="11" w:name="location.-2"/>
     <w:p>
       <w:pPr>
         <w:pStyle w:val="Heading2"/>
@@ -163,8 +163,8 @@
         <w:t xml:space="preserve">We’re located at 1310 East Morehead Street in Building 2 of Levine Cancer Institute. (3)</w:t>
       </w:r>
     </w:p>
-    <w:bookmarkEnd w:id="22"/>
-    <w:bookmarkStart w:id="23" w:name="location-closeup"/>
+    <w:bookmarkEnd w:id="11"/>
+    <w:bookmarkStart w:id="12" w:name="location-closeup"/>
     <w:p>
       <w:pPr>
         <w:pStyle w:val="Heading2"/>
@@ -181,8 +181,8 @@
         <w:t xml:space="preserve">There is a traffic circle which allows you to pull in for patient drop-off</w:t>
       </w:r>
     </w:p>
-    <w:bookmarkEnd w:id="23"/>
-    <w:bookmarkStart w:id="24" w:name="photo-of-lci"/>
+    <w:bookmarkEnd w:id="12"/>
+    <w:bookmarkStart w:id="13" w:name="photo-of-lci"/>
     <w:p>
       <w:pPr>
         <w:pStyle w:val="Heading2"/>
@@ -199,8 +199,8 @@
         <w:t xml:space="preserve">You can self-park in the adjacent garage (5)</w:t>
       </w:r>
     </w:p>
-    <w:bookmarkEnd w:id="24"/>
-    <w:bookmarkStart w:id="25" w:name="photo-of-valet"/>
+    <w:bookmarkEnd w:id="13"/>
+    <w:bookmarkStart w:id="14" w:name="photo-of-valet"/>
     <w:p>
       <w:pPr>
         <w:pStyle w:val="Heading2"/>
@@ -217,8 +217,8 @@
         <w:t xml:space="preserve">Or you can take advantage of our free valet parking. (6)</w:t>
       </w:r>
     </w:p>
-    <w:bookmarkEnd w:id="25"/>
-    <w:bookmarkStart w:id="26" w:name="my-atrium-portal-4"/>
+    <w:bookmarkEnd w:id="14"/>
+    <w:bookmarkStart w:id="15" w:name="my-atrium-portal-4"/>
     <w:p>
       <w:pPr>
         <w:pStyle w:val="Heading2"/>
@@ -253,8 +253,8 @@
         <w:t xml:space="preserve">The MyAtrium Portal is similar to MyChart, and is a way that you can access your electronic medical record an communicate with your healthcare team (7)</w:t>
       </w:r>
     </w:p>
-    <w:bookmarkEnd w:id="26"/>
-    <w:bookmarkStart w:id="27" w:name="my-atrium-portal-4-1"/>
+    <w:bookmarkEnd w:id="15"/>
+    <w:bookmarkStart w:id="16" w:name="my-atrium-portal-4-1"/>
     <w:p>
       <w:pPr>
         <w:pStyle w:val="Heading2"/>
@@ -293,8 +293,8 @@
         <w:t xml:space="preserve">Send messages to your care team (8)</w:t>
       </w:r>
     </w:p>
-    <w:bookmarkEnd w:id="27"/>
-    <w:bookmarkStart w:id="28" w:name="my-atrium-portal"/>
+    <w:bookmarkEnd w:id="16"/>
+    <w:bookmarkStart w:id="17" w:name="my-atrium-portal"/>
     <w:p>
       <w:pPr>
         <w:pStyle w:val="Heading2"/>
@@ -315,8 +315,8 @@
         <w:t xml:space="preserve">request medication renewals (9)</w:t>
       </w:r>
     </w:p>
-    <w:bookmarkEnd w:id="28"/>
-    <w:bookmarkStart w:id="29" w:name="my-atrium-portal-1"/>
+    <w:bookmarkEnd w:id="17"/>
+    <w:bookmarkStart w:id="18" w:name="my-atrium-portal-1"/>
     <w:p>
       <w:pPr>
         <w:pStyle w:val="Heading2"/>
@@ -337,8 +337,8 @@
         <w:t xml:space="preserve">View upcoming appointments (10)</w:t>
       </w:r>
     </w:p>
-    <w:bookmarkEnd w:id="29"/>
-    <w:bookmarkStart w:id="30" w:name="my-atrium-portal-2"/>
+    <w:bookmarkEnd w:id="18"/>
+    <w:bookmarkStart w:id="19" w:name="my-atrium-portal-2"/>
     <w:p>
       <w:pPr>
         <w:pStyle w:val="Heading2"/>
@@ -359,8 +359,8 @@
         <w:t xml:space="preserve">Connect for virtual visits (11)</w:t>
       </w:r>
     </w:p>
-    <w:bookmarkEnd w:id="30"/>
-    <w:bookmarkStart w:id="31" w:name="my.atriumhealth.org"/>
+    <w:bookmarkEnd w:id="19"/>
+    <w:bookmarkStart w:id="20" w:name="my.atriumhealth.org"/>
     <w:p>
       <w:pPr>
         <w:pStyle w:val="Heading2"/>
@@ -377,8 +377,8 @@
         <w:t xml:space="preserve">In order to sign up, navigate with your desktop computer or cell phone of my.atriumhealth.org (12)</w:t>
       </w:r>
     </w:p>
-    <w:bookmarkEnd w:id="31"/>
-    <w:bookmarkStart w:id="32" w:name="my-atrium-signup-2"/>
+    <w:bookmarkEnd w:id="20"/>
+    <w:bookmarkStart w:id="21" w:name="my-atrium-signup-2"/>
     <w:p>
       <w:pPr>
         <w:pStyle w:val="Heading2"/>
@@ -405,8 +405,8 @@
         <w:t xml:space="preserve">You can sign up online through a desktop, tablet, or phone (13)</w:t>
       </w:r>
     </w:p>
-    <w:bookmarkEnd w:id="32"/>
-    <w:bookmarkStart w:id="33" w:name="my-atrium-apps"/>
+    <w:bookmarkEnd w:id="21"/>
+    <w:bookmarkStart w:id="22" w:name="my-atrium-apps"/>
     <w:p>
       <w:pPr>
         <w:pStyle w:val="Heading2"/>
@@ -431,8 +431,8 @@
         <w:t xml:space="preserve">We have a toll-free number for technical support to help you get started. (14)</w:t>
       </w:r>
     </w:p>
-    <w:bookmarkEnd w:id="33"/>
-    <w:bookmarkStart w:id="34" w:name="after-visit-summary-4"/>
+    <w:bookmarkEnd w:id="22"/>
+    <w:bookmarkStart w:id="23" w:name="after-visit-summary-4"/>
     <w:p>
       <w:pPr>
         <w:pStyle w:val="Heading2"/>
@@ -475,8 +475,8 @@
         <w:t xml:space="preserve">will be sent to your patient portal and will be printed for you, which will provide details of your visit and will outline the next steps in your care. These may include additional procedures or appointments.</w:t>
       </w:r>
     </w:p>
-    <w:bookmarkEnd w:id="34"/>
-    <w:bookmarkStart w:id="35" w:name="consultation-notes"/>
+    <w:bookmarkEnd w:id="23"/>
+    <w:bookmarkStart w:id="24" w:name="consultation-notes"/>
     <w:p>
       <w:pPr>
         <w:pStyle w:val="Heading2"/>
@@ -557,8 +557,8 @@
         <w:t xml:space="preserve">Other Cancer Providers (16)</w:t>
       </w:r>
     </w:p>
-    <w:bookmarkEnd w:id="35"/>
-    <w:bookmarkStart w:id="36" w:name="possible-next-steps"/>
+    <w:bookmarkEnd w:id="24"/>
+    <w:bookmarkStart w:id="25" w:name="possible-next-steps"/>
     <w:p>
       <w:pPr>
         <w:pStyle w:val="Heading2"/>
@@ -587,8 +587,8 @@
         <w:t xml:space="preserve">We may order a PET scan or CT Scan</w:t>
       </w:r>
     </w:p>
-    <w:bookmarkEnd w:id="36"/>
-    <w:bookmarkStart w:id="37" w:name="possible-next-steps-1"/>
+    <w:bookmarkEnd w:id="25"/>
+    <w:bookmarkStart w:id="26" w:name="possible-next-steps-1"/>
     <w:p>
       <w:pPr>
         <w:pStyle w:val="Heading2"/>
@@ -609,8 +609,8 @@
         <w:t xml:space="preserve">Endoscopic Procedure such as EGD</w:t>
       </w:r>
     </w:p>
-    <w:bookmarkEnd w:id="37"/>
-    <w:bookmarkStart w:id="38" w:name="possible-next-steps-2"/>
+    <w:bookmarkEnd w:id="26"/>
+    <w:bookmarkStart w:id="27" w:name="possible-next-steps-2"/>
     <w:p>
       <w:pPr>
         <w:pStyle w:val="Heading2"/>
@@ -631,8 +631,8 @@
         <w:t xml:space="preserve">Placement of a feeding tube</w:t>
       </w:r>
     </w:p>
-    <w:bookmarkEnd w:id="38"/>
-    <w:bookmarkStart w:id="39" w:name="possible-next-steps-3"/>
+    <w:bookmarkEnd w:id="27"/>
+    <w:bookmarkStart w:id="28" w:name="possible-next-steps-3"/>
     <w:p>
       <w:pPr>
         <w:pStyle w:val="Heading2"/>
@@ -653,8 +653,8 @@
         <w:t xml:space="preserve">or a Port for chemotherapy</w:t>
       </w:r>
     </w:p>
-    <w:bookmarkEnd w:id="39"/>
-    <w:bookmarkStart w:id="40" w:name="possible-next-steps-4"/>
+    <w:bookmarkEnd w:id="28"/>
+    <w:bookmarkStart w:id="29" w:name="possible-next-steps-4"/>
     <w:p>
       <w:pPr>
         <w:pStyle w:val="Heading2"/>
@@ -675,8 +675,8 @@
         <w:t xml:space="preserve">Referrals may be made for chemotherapy or radiation therapy</w:t>
       </w:r>
     </w:p>
-    <w:bookmarkEnd w:id="40"/>
-    <w:bookmarkStart w:id="41" w:name="possible-next-steps-5"/>
+    <w:bookmarkEnd w:id="29"/>
+    <w:bookmarkStart w:id="30" w:name="possible-next-steps-5"/>
     <w:p>
       <w:pPr>
         <w:pStyle w:val="Heading2"/>
@@ -697,8 +697,8 @@
         <w:t xml:space="preserve">or Surgery will be scheduled (22)</w:t>
       </w:r>
     </w:p>
-    <w:bookmarkEnd w:id="41"/>
-    <w:bookmarkStart w:id="42" w:name="resources"/>
+    <w:bookmarkEnd w:id="30"/>
+    <w:bookmarkStart w:id="31" w:name="resources"/>
     <w:p>
       <w:pPr>
         <w:pStyle w:val="Heading2"/>
@@ -727,8 +727,8 @@
         <w:t xml:space="preserve">Support groups for patients and families (23)</w:t>
       </w:r>
     </w:p>
-    <w:bookmarkEnd w:id="42"/>
-    <w:bookmarkStart w:id="43" w:name="resources-1"/>
+    <w:bookmarkEnd w:id="31"/>
+    <w:bookmarkStart w:id="32" w:name="resources-1"/>
     <w:p>
       <w:pPr>
         <w:pStyle w:val="Heading2"/>
@@ -749,8 +749,8 @@
         <w:t xml:space="preserve">Counseling to help with stress reduction (24)</w:t>
       </w:r>
     </w:p>
-    <w:bookmarkEnd w:id="43"/>
-    <w:bookmarkStart w:id="44" w:name="resources-2"/>
+    <w:bookmarkEnd w:id="32"/>
+    <w:bookmarkStart w:id="33" w:name="resources-2"/>
     <w:p>
       <w:pPr>
         <w:pStyle w:val="Heading2"/>
@@ -771,8 +771,8 @@
         <w:t xml:space="preserve">Financial counselors and social workers to help with insurance and other financial issues (25)</w:t>
       </w:r>
     </w:p>
-    <w:bookmarkEnd w:id="44"/>
-    <w:bookmarkStart w:id="45" w:name="resources-3"/>
+    <w:bookmarkEnd w:id="33"/>
+    <w:bookmarkStart w:id="34" w:name="resources-3"/>
     <w:p>
       <w:pPr>
         <w:pStyle w:val="Heading2"/>
@@ -793,8 +793,8 @@
         <w:t xml:space="preserve">Social Workers to help find resources (26)</w:t>
       </w:r>
     </w:p>
-    <w:bookmarkEnd w:id="45"/>
-    <w:bookmarkStart w:id="46" w:name="resources-4"/>
+    <w:bookmarkEnd w:id="34"/>
+    <w:bookmarkStart w:id="35" w:name="resources-4"/>
     <w:p>
       <w:pPr>
         <w:pStyle w:val="Heading2"/>
@@ -815,8 +815,8 @@
         <w:t xml:space="preserve">Supportive Oncology department to help with managing symptoms (27)</w:t>
       </w:r>
     </w:p>
-    <w:bookmarkEnd w:id="46"/>
-    <w:bookmarkStart w:id="47" w:name="resources-5"/>
+    <w:bookmarkEnd w:id="35"/>
+    <w:bookmarkStart w:id="36" w:name="resources-5"/>
     <w:p>
       <w:pPr>
         <w:pStyle w:val="Heading2"/>
@@ -853,8 +853,8 @@
         <w:t xml:space="preserve">(28)</w:t>
       </w:r>
     </w:p>
-    <w:bookmarkEnd w:id="47"/>
-    <w:bookmarkStart w:id="48" w:name="resources-6"/>
+    <w:bookmarkEnd w:id="36"/>
+    <w:bookmarkStart w:id="37" w:name="resources-6"/>
     <w:p>
       <w:pPr>
         <w:pStyle w:val="Heading2"/>
@@ -891,8 +891,8 @@
         <w:t xml:space="preserve">which can help with the special needs of our patients over age 75 (29)</w:t>
       </w:r>
     </w:p>
-    <w:bookmarkEnd w:id="48"/>
-    <w:bookmarkStart w:id="49" w:name="resources-7"/>
+    <w:bookmarkEnd w:id="37"/>
+    <w:bookmarkStart w:id="38" w:name="resources-7"/>
     <w:p>
       <w:pPr>
         <w:pStyle w:val="Heading2"/>
@@ -929,8 +929,8 @@
         <w:t xml:space="preserve">to address the special needs of this group.</w:t>
       </w:r>
     </w:p>
-    <w:bookmarkEnd w:id="49"/>
-    <w:bookmarkStart w:id="50" w:name="resources-8"/>
+    <w:bookmarkEnd w:id="38"/>
+    <w:bookmarkStart w:id="39" w:name="resources-8"/>
     <w:p>
       <w:pPr>
         <w:pStyle w:val="Heading2"/>
@@ -967,8 +967,8 @@
         <w:t xml:space="preserve">who can help to coordinate your care by the cancer care team (31)</w:t>
       </w:r>
     </w:p>
-    <w:bookmarkEnd w:id="50"/>
-    <w:bookmarkStart w:id="51" w:name="please-bring"/>
+    <w:bookmarkEnd w:id="39"/>
+    <w:bookmarkStart w:id="40" w:name="please-bring"/>
     <w:p>
       <w:pPr>
         <w:pStyle w:val="Heading2"/>
@@ -997,8 +997,8 @@
         <w:t xml:space="preserve">Names of your physicians (32)</w:t>
       </w:r>
     </w:p>
-    <w:bookmarkEnd w:id="51"/>
-    <w:bookmarkStart w:id="52" w:name="please-bring-1"/>
+    <w:bookmarkEnd w:id="40"/>
+    <w:bookmarkStart w:id="41" w:name="please-bring-1"/>
     <w:p>
       <w:pPr>
         <w:pStyle w:val="Heading2"/>
@@ -1019,8 +1019,8 @@
         <w:t xml:space="preserve">A copy of your insurance cards (33)</w:t>
       </w:r>
     </w:p>
-    <w:bookmarkEnd w:id="52"/>
-    <w:bookmarkStart w:id="53" w:name="please-bring-2"/>
+    <w:bookmarkEnd w:id="41"/>
+    <w:bookmarkStart w:id="42" w:name="please-bring-2"/>
     <w:p>
       <w:pPr>
         <w:pStyle w:val="Heading2"/>
@@ -1037,8 +1037,8 @@
         <w:t xml:space="preserve">If you have access to the MyAtrium Health portal, please log in an review your list of medicines (34)</w:t>
       </w:r>
     </w:p>
-    <w:bookmarkEnd w:id="53"/>
-    <w:bookmarkStart w:id="54" w:name="please-bring-3"/>
+    <w:bookmarkEnd w:id="42"/>
+    <w:bookmarkStart w:id="43" w:name="please-bring-3"/>
     <w:p>
       <w:pPr>
         <w:pStyle w:val="Heading2"/>
@@ -1055,8 +1055,8 @@
         <w:t xml:space="preserve">Otherwise, please bring a list of your medicines with you (35)</w:t>
       </w:r>
     </w:p>
-    <w:bookmarkEnd w:id="54"/>
-    <w:bookmarkStart w:id="55" w:name="please-bring-4"/>
+    <w:bookmarkEnd w:id="43"/>
+    <w:bookmarkStart w:id="44" w:name="please-bring-4"/>
     <w:p>
       <w:pPr>
         <w:pStyle w:val="Heading2"/>
@@ -1077,8 +1077,8 @@
         <w:t xml:space="preserve">Reports of any procedures you may have had recently</w:t>
       </w:r>
     </w:p>
-    <w:bookmarkEnd w:id="55"/>
-    <w:bookmarkStart w:id="56" w:name="please-bring-5"/>
+    <w:bookmarkEnd w:id="44"/>
+    <w:bookmarkStart w:id="45" w:name="please-bring-5"/>
     <w:p>
       <w:pPr>
         <w:pStyle w:val="Heading2"/>
@@ -1099,8 +1099,8 @@
         <w:t xml:space="preserve">List of any questions you may have (37)</w:t>
       </w:r>
     </w:p>
-    <w:bookmarkEnd w:id="56"/>
-    <w:bookmarkStart w:id="57" w:name="please-plan-to-arrive-1"/>
+    <w:bookmarkEnd w:id="45"/>
+    <w:bookmarkStart w:id="46" w:name="please-plan-to-arrive-1"/>
     <w:p>
       <w:pPr>
         <w:pStyle w:val="Heading2"/>
@@ -1127,8 +1127,8 @@
         <w:t xml:space="preserve">Please plan to arrive 30 minutes before your appointment time to allow time for registration (38)</w:t>
       </w:r>
     </w:p>
-    <w:bookmarkEnd w:id="57"/>
-    <w:bookmarkStart w:id="58" w:name="dont-forget"/>
+    <w:bookmarkEnd w:id="46"/>
+    <w:bookmarkStart w:id="47" w:name="dont-forget"/>
     <w:p>
       <w:pPr>
         <w:pStyle w:val="Heading2"/>
@@ -1145,8 +1145,8 @@
         <w:t xml:space="preserve">Please don’t forget to take advantage of our free valet parking. We want to do everything we can to make your visit as enjoyable as possible (39)</w:t>
       </w:r>
     </w:p>
-    <w:bookmarkEnd w:id="58"/>
-    <w:bookmarkStart w:id="59" w:name="we-will-look-forward-to-meeting-you.-1"/>
+    <w:bookmarkEnd w:id="47"/>
+    <w:bookmarkStart w:id="48" w:name="we-will-look-forward-to-meeting-you.-1"/>
     <w:p>
       <w:pPr>
         <w:pStyle w:val="Heading2"/>
@@ -1163,8 +1163,8 @@
         <w:t xml:space="preserve">We will look forward to meeting you in person.</w:t>
       </w:r>
     </w:p>
-    <w:bookmarkEnd w:id="59"/>
-    <w:bookmarkStart w:id="60" w:name="contact-4"/>
+    <w:bookmarkEnd w:id="48"/>
+    <w:bookmarkStart w:id="49" w:name="contact-4"/>
     <w:p>
       <w:pPr>
         <w:pStyle w:val="Heading2"/>
@@ -1191,8 +1191,8 @@
         <w:t xml:space="preserve">If you have any questions please feel free to contact us at (980) 442-6410. (41)</w:t>
       </w:r>
     </w:p>
-    <w:bookmarkEnd w:id="60"/>
-    <w:bookmarkStart w:id="61" w:name="outro-2"/>
+    <w:bookmarkEnd w:id="49"/>
+    <w:bookmarkStart w:id="50" w:name="outro-2"/>
     <w:p>
       <w:pPr>
         <w:pStyle w:val="Heading2"/>
@@ -1211,7 +1211,7 @@
         <w:t xml:space="preserve">2</w:t>
       </w:r>
     </w:p>
-    <w:bookmarkEnd w:id="61"/>
+    <w:bookmarkEnd w:id="50"/>
     <w:sectPr>
       <w:footnotePr>
         <w:numRestart w:val="eachSect"/>
@@ -1508,10 +1508,10 @@
   <w:docDefaults>
     <w:rPrDefault>
       <w:rPr>
-        <w:rFonts w:asciiTheme="minorHAnsi" w:cstheme="minorBidi" w:eastAsiaTheme="minorHAnsi" w:hAnsiTheme="minorHAnsi"/>
+        <w:rFonts w:asciiTheme="minorHAnsi" w:cstheme="minorBidi" w:eastAsiaTheme="minorEastAsia" w:hAnsiTheme="minorHAnsi"/>
         <w:sz w:val="24"/>
         <w:szCs w:val="24"/>
-        <w:lang w:bidi="ar-SA" w:eastAsia="en-US" w:val="en-US"/>
+        <w:lang w:bidi="ar-SA" w:eastAsia="zh-CN" w:val="en-US"/>
       </w:rPr>
     </w:rPrDefault>
     <w:pPrDefault>
@@ -2052,13 +2052,6 @@
       </w:tblCellMar>
     </w:tblPr>
     <w:tblStylePr w:type="firstRow">
-      <w:tblPr>
-        <w:jc w:val="left"/>
-        <w:tblInd w:type="dxa" w:w="0"/>
-      </w:tblPr>
-      <w:trPr>
-        <w:jc w:val="left"/>
-      </w:trPr>
       <w:tcPr>
         <w:tcBorders>
           <w:bottom w:val="single"/>
